--- a/spa/docx/63.content.docx
+++ b/spa/docx/63.content.docx
@@ -11,6 +11,15 @@
         <w:pStyle w:val="Heading2"/>
       </w:pPr>
       <w:r>
+        <w:t>Resource: Notas de Estudio (Tyndale)</w:t>
+      </w:r>
+      <w:r/>
+    </w:p>
+    <w:p>
+      <w:pPr>
+        <w:pStyle w:val="Heading2"/>
+      </w:pPr>
+      <w:r>
         <w:t>License Information</w:t>
       </w:r>
       <w:r/>
@@ -21,7 +30,7 @@
         <w:rPr>
           <w:b/>
         </w:rPr>
-        <w:t>Study Notes (Tyndale)</w:t>
+        <w:t>Notas de Estudio (Tyndale)</w:t>
       </w:r>
       <w:r>
         <w:t xml:space="preserve"> (Spanish) is based on</w:t>
@@ -74,7 +83,7 @@
         <w:pStyle w:val="Heading1"/>
       </w:pPr>
       <w:r>
-        <w:t>Study Notes (Tyndale)</w:t>
+        <w:t>Notas de Estudio (Tyndale)</w:t>
       </w:r>
     </w:p>
     <w:p>
@@ -83,6 +92,51 @@
           <w:headerReference w:type="even" r:id="rId8"/>
           <w:headerReference w:type="default" r:id="rId9"/>
           <w:footerReference w:type="default" r:id="rId10"/>
+          <w:footnotePr>
+            <w:numRestart w:val="eachSect"/>
+          </w:footnotePr>
+          <w:type w:val="continuous"/>
+          <w:pgSz w:w="12240" w:h="15840" w:code="1"/>
+          <w:pgMar w:top="1440" w:right="1440" w:bottom="1440" w:left="1440" w:header="504" w:footer="504" w:gutter="0"/>
+          <w:cols w:space="708"/>
+          <w:titlePg/>
+          <w:docGrid w:linePitch="360"/>
+        </w:sectPr>
+      </w:pPr>
+    </w:p>
+    <w:p>
+      <w:r/>
+    </w:p>
+    <w:p>
+      <w:pPr>
+        <w:pStyle w:val="Heading2"/>
+      </w:pPr>
+      <w:r>
+        <w:t>2JN</w:t>
+      </w:r>
+      <w:r/>
+    </w:p>
+    <w:p>
+      <w:r/>
+      <w:r>
+        <w:rPr>
+          <w:i/>
+        </w:rPr>
+        <w:t>2 Juan 1:1, 2 Juan 1:1–3, 2 Juan 1:2, 2 Juan 1:3, 2 Juan 1:4–11, 2 Juan 1:5, 2 Juan 1:7, 2 Juan 1:8, 2 Juan 1:9, 2 Juan 1:10–11, 2 Juan 1:12, 2 Juan 1:13</w:t>
+      </w:r>
+      <w:r/>
+    </w:p>
+    <w:p>
+      <w:r/>
+      <w:r>
+        <w:t xml:space="preserve"> </w:t>
+      </w:r>
+      <w:r/>
+      <w:r/>
+    </w:p>
+    <w:p>
+      <w:pPr>
+        <w:sectPr>
           <w:footnotePr>
             <w:numRestart w:val="eachSect"/>
           </w:footnotePr>

--- a/spa/docx/63.content.docx
+++ b/spa/docx/63.content.docx
@@ -4,48 +4,88 @@
   <w:body>
     <w:p/>
     <w:p>
-      <w:r/>
+      <w:pPr/>
+      <w:r>
+        <w:rPr>
+          <w:lang w:val="es_ES" w:bidi="es_ES"/>
+        </w:rPr>
+      </w:r>
     </w:p>
     <w:p>
       <w:pPr>
         <w:pStyle w:val="Heading2"/>
       </w:pPr>
       <w:r>
+        <w:rPr>
+          <w:lang w:val="es_ES" w:bidi="es_ES"/>
+        </w:rPr>
         <w:t>Resource: Notas de Estudio (Tyndale)</w:t>
       </w:r>
-      <w:r/>
+      <w:r>
+        <w:rPr>
+          <w:lang w:val="es_ES" w:bidi="es_ES"/>
+        </w:rPr>
+      </w:r>
     </w:p>
     <w:p>
       <w:pPr>
         <w:pStyle w:val="Heading2"/>
       </w:pPr>
       <w:r>
+        <w:rPr>
+          <w:lang w:val="es_ES" w:bidi="es_ES"/>
+        </w:rPr>
         <w:t>License Information</w:t>
       </w:r>
-      <w:r/>
+      <w:r>
+        <w:rPr>
+          <w:lang w:val="es_ES" w:bidi="es_ES"/>
+        </w:rPr>
+      </w:r>
     </w:p>
     <w:p>
-      <w:r/>
+      <w:pPr/>
+      <w:r>
+        <w:rPr>
+          <w:lang w:val="es_ES" w:bidi="es_ES"/>
+        </w:rPr>
+      </w:r>
       <w:r>
         <w:rPr>
           <w:b/>
+          <w:lang w:val="es_ES" w:bidi="es_ES"/>
         </w:rPr>
         <w:t>Notas de Estudio (Tyndale)</w:t>
       </w:r>
       <w:r>
+        <w:rPr>
+          <w:lang w:val="es_ES" w:bidi="es_ES"/>
+        </w:rPr>
         <w:t xml:space="preserve"> (Spanish) is based on</w:t>
       </w:r>
       <w:r>
+        <w:rPr>
+          <w:lang w:val="es_ES" w:bidi="es_ES"/>
+        </w:rPr>
         <w:t xml:space="preserve">: </w:t>
       </w:r>
       <w:r>
+        <w:rPr>
+          <w:lang w:val="es_ES" w:bidi="es_ES"/>
+        </w:rPr>
         <w:t>Tyndale Open Study Notes</w:t>
       </w:r>
       <w:r>
+        <w:rPr>
+          <w:lang w:val="es_ES" w:bidi="es_ES"/>
+        </w:rPr>
         <w:t xml:space="preserve">, </w:t>
       </w:r>
       <w:hyperlink r:id="rId13">
         <w:r>
+          <w:rPr>
+            <w:lang w:val="es_ES" w:bidi="es_ES"/>
+          </w:rPr>
           <w:rPr>
             <w:color w:val="0000EE"/>
             <w:u w:val="single"/>
@@ -54,10 +94,16 @@
         </w:r>
       </w:hyperlink>
       <w:r>
+        <w:rPr>
+          <w:lang w:val="es_ES" w:bidi="es_ES"/>
+        </w:rPr>
         <w:t xml:space="preserve">, 2019, which is licensed under a </w:t>
       </w:r>
       <w:hyperlink r:id="rId14">
         <w:r>
+          <w:rPr>
+            <w:lang w:val="es_ES" w:bidi="es_ES"/>
+          </w:rPr>
           <w:rPr>
             <w:color w:val="0000EE"/>
             <w:u w:val="single"/>
@@ -66,23 +112,49 @@
         </w:r>
       </w:hyperlink>
       <w:r>
+        <w:rPr>
+          <w:lang w:val="es_ES" w:bidi="es_ES"/>
+        </w:rPr>
         <w:t>.</w:t>
       </w:r>
-      <w:r/>
+      <w:r>
+        <w:rPr>
+          <w:lang w:val="es_ES" w:bidi="es_ES"/>
+        </w:rPr>
+      </w:r>
     </w:p>
     <w:p>
-      <w:r/>
-      <w:r>
+      <w:pPr/>
+      <w:r>
+        <w:rPr>
+          <w:lang w:val="es_ES" w:bidi="es_ES"/>
+        </w:rPr>
+      </w:r>
+      <w:r>
+        <w:rPr>
+          <w:lang w:val="es_ES" w:bidi="es_ES"/>
+        </w:rPr>
         <w:t>This PDF version is provided under the same license.</w:t>
       </w:r>
-      <w:r/>
-      <w:r/>
+      <w:r>
+        <w:rPr>
+          <w:lang w:val="es_ES" w:bidi="es_ES"/>
+        </w:rPr>
+      </w:r>
+      <w:r>
+        <w:rPr>
+          <w:lang w:val="es_ES" w:bidi="es_ES"/>
+        </w:rPr>
+      </w:r>
     </w:p>
     <w:p>
       <w:pPr>
         <w:pStyle w:val="Heading1"/>
       </w:pPr>
       <w:r>
+        <w:rPr>
+          <w:lang w:val="es_ES" w:bidi="es_ES"/>
+        </w:rPr>
         <w:t>Notas de Estudio (Tyndale)</w:t>
       </w:r>
     </w:p>
@@ -105,34 +177,72 @@
       </w:pPr>
     </w:p>
     <w:p>
-      <w:r/>
+      <w:pPr/>
+      <w:r>
+        <w:rPr>
+          <w:lang w:val="es_ES" w:bidi="es_ES"/>
+        </w:rPr>
+      </w:r>
     </w:p>
     <w:p>
       <w:pPr>
         <w:pStyle w:val="Heading2"/>
       </w:pPr>
       <w:r>
+        <w:rPr>
+          <w:lang w:val="es_ES" w:bidi="es_ES"/>
+        </w:rPr>
         <w:t>2JN</w:t>
       </w:r>
-      <w:r/>
+      <w:r>
+        <w:rPr>
+          <w:lang w:val="es_ES" w:bidi="es_ES"/>
+        </w:rPr>
+      </w:r>
     </w:p>
     <w:p>
-      <w:r/>
+      <w:pPr/>
+      <w:r>
+        <w:rPr>
+          <w:lang w:val="es_ES" w:bidi="es_ES"/>
+        </w:rPr>
+      </w:r>
       <w:r>
         <w:rPr>
           <w:i/>
+          <w:lang w:val="es_ES" w:bidi="es_ES"/>
         </w:rPr>
         <w:t>2 Juan 1:1, 2 Juan 1:1–3, 2 Juan 1:2, 2 Juan 1:3, 2 Juan 1:4–11, 2 Juan 1:5, 2 Juan 1:7, 2 Juan 1:8, 2 Juan 1:9, 2 Juan 1:10–11, 2 Juan 1:12, 2 Juan 1:13</w:t>
       </w:r>
-      <w:r/>
+      <w:r>
+        <w:rPr>
+          <w:lang w:val="es_ES" w:bidi="es_ES"/>
+        </w:rPr>
+      </w:r>
     </w:p>
     <w:p>
-      <w:r/>
-      <w:r>
+      <w:pPr/>
+      <w:r>
+        <w:rPr>
+          <w:lang w:val="es_ES" w:bidi="es_ES"/>
+        </w:rPr>
+      </w:r>
+      <w:r>
+        <w:rPr>
+          <w:lang w:val="es_ES" w:bidi="es_ES"/>
+        </w:rPr>
         <w:t xml:space="preserve"> </w:t>
       </w:r>
-      <w:r/>
-      <w:r/>
+      <w:r>
+        <w:rPr>
+          <w:lang w:val="es_ES" w:bidi="es_ES"/>
+        </w:rPr>
+      </w:r>
+      <w:r>
+        <w:rPr>
+          <w:lang w:val="es_ES" w:bidi="es_ES"/>
+        </w:rPr>
+      </w:r>
     </w:p>
     <w:p>
       <w:pPr>
@@ -150,42 +260,73 @@
       </w:pPr>
     </w:p>
     <w:p>
-      <w:r/>
+      <w:pPr/>
+      <w:r>
+        <w:rPr>
+          <w:lang w:val="es_ES" w:bidi="es_ES"/>
+        </w:rPr>
+      </w:r>
     </w:p>
     <w:p>
       <w:pPr>
         <w:pStyle w:val="Heading2"/>
       </w:pPr>
       <w:r>
+        <w:rPr>
+          <w:lang w:val="es_ES" w:bidi="es_ES"/>
+        </w:rPr>
         <w:t>2 Juan 1:1</w:t>
       </w:r>
-      <w:r/>
+      <w:r>
+        <w:rPr>
+          <w:lang w:val="es_ES" w:bidi="es_ES"/>
+        </w:rPr>
+      </w:r>
     </w:p>
     <w:p>
-      <w:r/>
-      <w:r>
+      <w:pPr/>
+      <w:r>
+        <w:rPr>
+          <w:lang w:val="es_ES" w:bidi="es_ES"/>
+        </w:rPr>
+      </w:r>
+      <w:r>
+        <w:rPr>
+          <w:lang w:val="es_ES" w:bidi="es_ES"/>
+        </w:rPr>
         <w:t xml:space="preserve">Esta carta es de Juan, el anciano. Juan se refiere a sí mismo como "el anciano" para afirmar su autoridad en la iglesia. • "A la señora elegida (griego </w:t>
       </w:r>
       <w:r>
         <w:rPr>
           <w:i/>
+          <w:lang w:val="es_ES" w:bidi="es_ES"/>
         </w:rPr>
         <w:t>kuria</w:t>
       </w:r>
       <w:r>
+        <w:rPr>
+          <w:lang w:val="es_ES" w:bidi="es_ES"/>
+        </w:rPr>
         <w:t xml:space="preserve">) y a sus hijos": La palabra griega </w:t>
       </w:r>
       <w:r>
         <w:rPr>
           <w:i/>
+          <w:lang w:val="es_ES" w:bidi="es_ES"/>
         </w:rPr>
         <w:t xml:space="preserve">kuria </w:t>
       </w:r>
       <w:r>
+        <w:rPr>
+          <w:lang w:val="es_ES" w:bidi="es_ES"/>
+        </w:rPr>
         <w:t xml:space="preserve">podría ser el nombre de una persona específica, más probablemente, se refiere a una iglesia local particular y sus creyentes (cp. </w:t>
       </w:r>
       <w:hyperlink r:id="rId15">
         <w:r>
+          <w:rPr>
+            <w:lang w:val="es_ES" w:bidi="es_ES"/>
+          </w:rPr>
           <w:rPr>
             <w:color w:val="0000EE"/>
             <w:u w:val="single"/>
@@ -194,16 +335,28 @@
         </w:r>
       </w:hyperlink>
       <w:r>
+        <w:rPr>
+          <w:lang w:val="es_ES" w:bidi="es_ES"/>
+        </w:rPr>
         <w:t xml:space="preserve">). • </w:t>
       </w:r>
       <w:r>
+        <w:rPr>
+          <w:lang w:val="es_ES" w:bidi="es_ES"/>
+        </w:rPr>
         <w:t>"A los cuales yo amo en verdad"</w:t>
       </w:r>
       <w:r>
+        <w:rPr>
+          <w:lang w:val="es_ES" w:bidi="es_ES"/>
+        </w:rPr>
         <w:t xml:space="preserve">: Esto significa "amar verdaderamente" (ver </w:t>
       </w:r>
       <w:hyperlink r:id="rId16">
         <w:r>
+          <w:rPr>
+            <w:lang w:val="es_ES" w:bidi="es_ES"/>
+          </w:rPr>
           <w:rPr>
             <w:color w:val="0000EE"/>
             <w:u w:val="single"/>
@@ -212,10 +365,16 @@
         </w:r>
       </w:hyperlink>
       <w:r>
+        <w:rPr>
+          <w:lang w:val="es_ES" w:bidi="es_ES"/>
+        </w:rPr>
         <w:t>) o, más probablemente, se refiere al amor entre aquellos que profesan la misma verdad sobre Cristo, en contraste con las mentiras de los falsos maestros (</w:t>
       </w:r>
       <w:hyperlink r:id="rId17">
         <w:r>
+          <w:rPr>
+            <w:lang w:val="es_ES" w:bidi="es_ES"/>
+          </w:rPr>
           <w:rPr>
             <w:color w:val="0000EE"/>
             <w:u w:val="single"/>
@@ -224,10 +383,16 @@
         </w:r>
       </w:hyperlink>
       <w:r>
+        <w:rPr>
+          <w:lang w:val="es_ES" w:bidi="es_ES"/>
+        </w:rPr>
         <w:t xml:space="preserve">, ver </w:t>
       </w:r>
       <w:hyperlink r:id="rId18">
         <w:r>
+          <w:rPr>
+            <w:lang w:val="es_ES" w:bidi="es_ES"/>
+          </w:rPr>
           <w:rPr>
             <w:color w:val="0000EE"/>
             <w:u w:val="single"/>
@@ -236,30 +401,64 @@
         </w:r>
       </w:hyperlink>
       <w:r>
+        <w:rPr>
+          <w:lang w:val="es_ES" w:bidi="es_ES"/>
+        </w:rPr>
         <w:t>). Juan enfatiza el pronombre "yo" para contrastar fuertemente con la falta de amor de los falsos maestros, quienes rechazaron la verdadera iglesia.</w:t>
       </w:r>
-      <w:r/>
-      <w:r/>
+      <w:r>
+        <w:rPr>
+          <w:lang w:val="es_ES" w:bidi="es_ES"/>
+        </w:rPr>
+      </w:r>
+      <w:r>
+        <w:rPr>
+          <w:lang w:val="es_ES" w:bidi="es_ES"/>
+        </w:rPr>
+      </w:r>
     </w:p>
     <w:p>
-      <w:r/>
+      <w:pPr/>
+      <w:r>
+        <w:rPr>
+          <w:lang w:val="es_ES" w:bidi="es_ES"/>
+        </w:rPr>
+      </w:r>
     </w:p>
     <w:p>
       <w:pPr>
         <w:pStyle w:val="Heading2"/>
       </w:pPr>
       <w:r>
+        <w:rPr>
+          <w:lang w:val="es_ES" w:bidi="es_ES"/>
+        </w:rPr>
         <w:t>2 Juan 1:1–3</w:t>
       </w:r>
-      <w:r/>
+      <w:r>
+        <w:rPr>
+          <w:lang w:val="es_ES" w:bidi="es_ES"/>
+        </w:rPr>
+      </w:r>
     </w:p>
     <w:p>
-      <w:r/>
-      <w:r>
+      <w:pPr/>
+      <w:r>
+        <w:rPr>
+          <w:lang w:val="es_ES" w:bidi="es_ES"/>
+        </w:rPr>
+      </w:r>
+      <w:r>
+        <w:rPr>
+          <w:lang w:val="es_ES" w:bidi="es_ES"/>
+        </w:rPr>
         <w:t xml:space="preserve">Juan inicia con una introducción típica para una carta personal. • Juan menciona la verdad cuatro veces en esta breve introducción y una vez en </w:t>
       </w:r>
       <w:hyperlink r:id="rId19">
         <w:r>
+          <w:rPr>
+            <w:lang w:val="es_ES" w:bidi="es_ES"/>
+          </w:rPr>
           <w:rPr>
             <w:color w:val="0000EE"/>
             <w:u w:val="single"/>
@@ -268,30 +467,64 @@
         </w:r>
       </w:hyperlink>
       <w:r>
+        <w:rPr>
+          <w:lang w:val="es_ES" w:bidi="es_ES"/>
+        </w:rPr>
         <w:t>. Juan deseaba que sus lectores conocieran y vivieran las verdades sobre Jesucristo y su relación con él, y que no fueran engañados por falsos maestros.</w:t>
       </w:r>
-      <w:r/>
-      <w:r/>
+      <w:r>
+        <w:rPr>
+          <w:lang w:val="es_ES" w:bidi="es_ES"/>
+        </w:rPr>
+      </w:r>
+      <w:r>
+        <w:rPr>
+          <w:lang w:val="es_ES" w:bidi="es_ES"/>
+        </w:rPr>
+      </w:r>
     </w:p>
     <w:p>
-      <w:r/>
+      <w:pPr/>
+      <w:r>
+        <w:rPr>
+          <w:lang w:val="es_ES" w:bidi="es_ES"/>
+        </w:rPr>
+      </w:r>
     </w:p>
     <w:p>
       <w:pPr>
         <w:pStyle w:val="Heading2"/>
       </w:pPr>
       <w:r>
+        <w:rPr>
+          <w:lang w:val="es_ES" w:bidi="es_ES"/>
+        </w:rPr>
         <w:t>2 Juan 1:2</w:t>
       </w:r>
-      <w:r/>
+      <w:r>
+        <w:rPr>
+          <w:lang w:val="es_ES" w:bidi="es_ES"/>
+        </w:rPr>
+      </w:r>
     </w:p>
     <w:p>
-      <w:r/>
-      <w:r>
+      <w:pPr/>
+      <w:r>
+        <w:rPr>
+          <w:lang w:val="es_ES" w:bidi="es_ES"/>
+        </w:rPr>
+      </w:r>
+      <w:r>
+        <w:rPr>
+          <w:lang w:val="es_ES" w:bidi="es_ES"/>
+        </w:rPr>
         <w:t xml:space="preserve">El amor cristiano se fundamenta en conocer la verdad. La verdad que habita en nosotros es más que simples hechos o doctrinas; es la presencia de Dios (ver </w:t>
       </w:r>
       <w:hyperlink r:id="rId20">
         <w:r>
+          <w:rPr>
+            <w:lang w:val="es_ES" w:bidi="es_ES"/>
+          </w:rPr>
           <w:rPr>
             <w:color w:val="0000EE"/>
             <w:u w:val="single"/>
@@ -300,59 +533,125 @@
         </w:r>
       </w:hyperlink>
       <w:r>
+        <w:rPr>
+          <w:lang w:val="es_ES" w:bidi="es_ES"/>
+        </w:rPr>
         <w:t>), quien estará con nosotros para siempre.</w:t>
       </w:r>
-      <w:r/>
-      <w:r/>
+      <w:r>
+        <w:rPr>
+          <w:lang w:val="es_ES" w:bidi="es_ES"/>
+        </w:rPr>
+      </w:r>
+      <w:r>
+        <w:rPr>
+          <w:lang w:val="es_ES" w:bidi="es_ES"/>
+        </w:rPr>
+      </w:r>
     </w:p>
     <w:p>
-      <w:r/>
+      <w:pPr/>
+      <w:r>
+        <w:rPr>
+          <w:lang w:val="es_ES" w:bidi="es_ES"/>
+        </w:rPr>
+      </w:r>
     </w:p>
     <w:p>
       <w:pPr>
         <w:pStyle w:val="Heading2"/>
       </w:pPr>
       <w:r>
+        <w:rPr>
+          <w:lang w:val="es_ES" w:bidi="es_ES"/>
+        </w:rPr>
         <w:t>2 Juan 1:3</w:t>
       </w:r>
-      <w:r/>
+      <w:r>
+        <w:rPr>
+          <w:lang w:val="es_ES" w:bidi="es_ES"/>
+        </w:rPr>
+      </w:r>
     </w:p>
     <w:p>
-      <w:r/>
-      <w:r>
+      <w:pPr/>
+      <w:r>
+        <w:rPr>
+          <w:lang w:val="es_ES" w:bidi="es_ES"/>
+        </w:rPr>
+      </w:r>
+      <w:r>
+        <w:rPr>
+          <w:lang w:val="es_ES" w:bidi="es_ES"/>
+        </w:rPr>
         <w:t>Gracia, misericordia y paz son bendiciones que Juan asegura para aquellos que viven en verdad y amor</w:t>
       </w:r>
       <w:r>
         <w:rPr>
           <w:i/>
+          <w:lang w:val="es_ES" w:bidi="es_ES"/>
         </w:rPr>
         <w:t>,</w:t>
       </w:r>
       <w:r>
+        <w:rPr>
+          <w:lang w:val="es_ES" w:bidi="es_ES"/>
+        </w:rPr>
         <w:t xml:space="preserve"> y que demuestran con sus acciones ser hijos de Dios.</w:t>
       </w:r>
-      <w:r/>
-      <w:r/>
+      <w:r>
+        <w:rPr>
+          <w:lang w:val="es_ES" w:bidi="es_ES"/>
+        </w:rPr>
+      </w:r>
+      <w:r>
+        <w:rPr>
+          <w:lang w:val="es_ES" w:bidi="es_ES"/>
+        </w:rPr>
+      </w:r>
     </w:p>
     <w:p>
-      <w:r/>
+      <w:pPr/>
+      <w:r>
+        <w:rPr>
+          <w:lang w:val="es_ES" w:bidi="es_ES"/>
+        </w:rPr>
+      </w:r>
     </w:p>
     <w:p>
       <w:pPr>
         <w:pStyle w:val="Heading2"/>
       </w:pPr>
       <w:r>
+        <w:rPr>
+          <w:lang w:val="es_ES" w:bidi="es_ES"/>
+        </w:rPr>
         <w:t>2 Juan 1:4–11</w:t>
       </w:r>
-      <w:r/>
+      <w:r>
+        <w:rPr>
+          <w:lang w:val="es_ES" w:bidi="es_ES"/>
+        </w:rPr>
+      </w:r>
     </w:p>
     <w:p>
-      <w:r/>
-      <w:r>
+      <w:pPr/>
+      <w:r>
+        <w:rPr>
+          <w:lang w:val="es_ES" w:bidi="es_ES"/>
+        </w:rPr>
+      </w:r>
+      <w:r>
+        <w:rPr>
+          <w:lang w:val="es_ES" w:bidi="es_ES"/>
+        </w:rPr>
         <w:t>Juan ahora aplica la verdad y el amor mencionados en la introducción (</w:t>
       </w:r>
       <w:hyperlink r:id="rId21">
         <w:r>
+          <w:rPr>
+            <w:lang w:val="es_ES" w:bidi="es_ES"/>
+          </w:rPr>
           <w:rPr>
             <w:color w:val="0000EE"/>
             <w:u w:val="single"/>
@@ -361,10 +660,16 @@
         </w:r>
       </w:hyperlink>
       <w:r>
+        <w:rPr>
+          <w:lang w:val="es_ES" w:bidi="es_ES"/>
+        </w:rPr>
         <w:t>) a la situación de los lectores. Vivir en verdad y amor implica mantener comunión con verdaderos cristianos (</w:t>
       </w:r>
       <w:hyperlink r:id="rId22">
         <w:r>
+          <w:rPr>
+            <w:lang w:val="es_ES" w:bidi="es_ES"/>
+          </w:rPr>
           <w:rPr>
             <w:color w:val="0000EE"/>
             <w:u w:val="single"/>
@@ -373,10 +678,16 @@
         </w:r>
       </w:hyperlink>
       <w:r>
+        <w:rPr>
+          <w:lang w:val="es_ES" w:bidi="es_ES"/>
+        </w:rPr>
         <w:t>), pero también discernir a los falsos maestros y negarse a escucharlos o ayudarlos (</w:t>
       </w:r>
       <w:hyperlink r:id="rId23">
         <w:r>
+          <w:rPr>
+            <w:lang w:val="es_ES" w:bidi="es_ES"/>
+          </w:rPr>
           <w:rPr>
             <w:color w:val="0000EE"/>
             <w:u w:val="single"/>
@@ -385,65 +696,142 @@
         </w:r>
       </w:hyperlink>
       <w:r>
+        <w:rPr>
+          <w:lang w:val="es_ES" w:bidi="es_ES"/>
+        </w:rPr>
         <w:t>).</w:t>
       </w:r>
-      <w:r/>
-      <w:r/>
+      <w:r>
+        <w:rPr>
+          <w:lang w:val="es_ES" w:bidi="es_ES"/>
+        </w:rPr>
+      </w:r>
+      <w:r>
+        <w:rPr>
+          <w:lang w:val="es_ES" w:bidi="es_ES"/>
+        </w:rPr>
+      </w:r>
     </w:p>
     <w:p>
-      <w:r/>
+      <w:pPr/>
+      <w:r>
+        <w:rPr>
+          <w:lang w:val="es_ES" w:bidi="es_ES"/>
+        </w:rPr>
+      </w:r>
     </w:p>
     <w:p>
       <w:pPr>
         <w:pStyle w:val="Heading2"/>
       </w:pPr>
       <w:r>
+        <w:rPr>
+          <w:lang w:val="es_ES" w:bidi="es_ES"/>
+        </w:rPr>
         <w:t>2 Juan 1:5</w:t>
       </w:r>
-      <w:r/>
+      <w:r>
+        <w:rPr>
+          <w:lang w:val="es_ES" w:bidi="es_ES"/>
+        </w:rPr>
+      </w:r>
     </w:p>
     <w:p>
-      <w:r/>
-      <w:r>
+      <w:pPr/>
+      <w:r>
+        <w:rPr>
+          <w:lang w:val="es_ES" w:bidi="es_ES"/>
+        </w:rPr>
+      </w:r>
+      <w:r>
+        <w:rPr>
+          <w:lang w:val="es_ES" w:bidi="es_ES"/>
+        </w:rPr>
         <w:t xml:space="preserve"> "</w:t>
       </w:r>
       <w:r>
+        <w:rPr>
+          <w:lang w:val="es_ES" w:bidi="es_ES"/>
+        </w:rPr>
         <w:t xml:space="preserve">Y ahora te ruego, señora": </w:t>
       </w:r>
       <w:r>
+        <w:rPr>
+          <w:lang w:val="es_ES" w:bidi="es_ES"/>
+        </w:rPr>
         <w:t xml:space="preserve">Ver </w:t>
       </w:r>
       <w:r>
+        <w:rPr>
+          <w:lang w:val="es_ES" w:bidi="es_ES"/>
+        </w:rPr>
         <w:t>nota de estudio sobre 1:1</w:t>
       </w:r>
       <w:r>
+        <w:rPr>
+          <w:lang w:val="es_ES" w:bidi="es_ES"/>
+        </w:rPr>
         <w:t>.</w:t>
       </w:r>
-      <w:r/>
-      <w:r/>
+      <w:r>
+        <w:rPr>
+          <w:lang w:val="es_ES" w:bidi="es_ES"/>
+        </w:rPr>
+      </w:r>
+      <w:r>
+        <w:rPr>
+          <w:lang w:val="es_ES" w:bidi="es_ES"/>
+        </w:rPr>
+      </w:r>
     </w:p>
     <w:p>
-      <w:r/>
+      <w:pPr/>
+      <w:r>
+        <w:rPr>
+          <w:lang w:val="es_ES" w:bidi="es_ES"/>
+        </w:rPr>
+      </w:r>
     </w:p>
     <w:p>
       <w:pPr>
         <w:pStyle w:val="Heading2"/>
       </w:pPr>
       <w:r>
+        <w:rPr>
+          <w:lang w:val="es_ES" w:bidi="es_ES"/>
+        </w:rPr>
         <w:t>2 Juan 1:7</w:t>
       </w:r>
-      <w:r/>
+      <w:r>
+        <w:rPr>
+          <w:lang w:val="es_ES" w:bidi="es_ES"/>
+        </w:rPr>
+      </w:r>
     </w:p>
     <w:p>
-      <w:r/>
-      <w:r>
+      <w:pPr/>
+      <w:r>
+        <w:rPr>
+          <w:lang w:val="es_ES" w:bidi="es_ES"/>
+        </w:rPr>
+      </w:r>
+      <w:r>
+        <w:rPr>
+          <w:lang w:val="es_ES" w:bidi="es_ES"/>
+        </w:rPr>
         <w:t>"Porque muchos engañadores son entrados en el mundo":</w:t>
       </w:r>
       <w:r>
+        <w:rPr>
+          <w:lang w:val="es_ES" w:bidi="es_ES"/>
+        </w:rPr>
         <w:t xml:space="preserve"> los docetistas negaban que Jesucristo vino en un cuerpo real. Juan refutó esta herejía en su primera carta (ver </w:t>
       </w:r>
       <w:hyperlink r:id="rId24">
         <w:r>
+          <w:rPr>
+            <w:lang w:val="es_ES" w:bidi="es_ES"/>
+          </w:rPr>
           <w:rPr>
             <w:color w:val="0000EE"/>
             <w:u w:val="single"/>
@@ -452,48 +840,90 @@
         </w:r>
       </w:hyperlink>
       <w:r>
+        <w:rPr>
+          <w:lang w:val="es_ES" w:bidi="es_ES"/>
+        </w:rPr>
         <w:t>). • Un falso maestro es un engañador</w:t>
       </w:r>
       <w:r>
         <w:rPr>
           <w:i/>
+          <w:lang w:val="es_ES" w:bidi="es_ES"/>
         </w:rPr>
         <w:t>,</w:t>
       </w:r>
       <w:r>
+        <w:rPr>
+          <w:lang w:val="es_ES" w:bidi="es_ES"/>
+        </w:rPr>
         <w:t xml:space="preserve"> porque engaña a los creyentes incautos, y un anticristo</w:t>
       </w:r>
       <w:r>
         <w:rPr>
           <w:i/>
+          <w:lang w:val="es_ES" w:bidi="es_ES"/>
         </w:rPr>
         <w:t>,</w:t>
       </w:r>
       <w:r>
+        <w:rPr>
+          <w:lang w:val="es_ES" w:bidi="es_ES"/>
+        </w:rPr>
         <w:t xml:space="preserve"> porque distrae y aleja a las personas del verdadero Cristo. Al usar el símbolo apocalíptico del anticristo, Juan señala la gravedad de la herejía y el juicio final sobre los falsos maestros.</w:t>
       </w:r>
-      <w:r/>
-      <w:r/>
+      <w:r>
+        <w:rPr>
+          <w:lang w:val="es_ES" w:bidi="es_ES"/>
+        </w:rPr>
+      </w:r>
+      <w:r>
+        <w:rPr>
+          <w:lang w:val="es_ES" w:bidi="es_ES"/>
+        </w:rPr>
+      </w:r>
     </w:p>
     <w:p>
-      <w:r/>
+      <w:pPr/>
+      <w:r>
+        <w:rPr>
+          <w:lang w:val="es_ES" w:bidi="es_ES"/>
+        </w:rPr>
+      </w:r>
     </w:p>
     <w:p>
       <w:pPr>
         <w:pStyle w:val="Heading2"/>
       </w:pPr>
       <w:r>
+        <w:rPr>
+          <w:lang w:val="es_ES" w:bidi="es_ES"/>
+        </w:rPr>
         <w:t>2 Juan 1:8</w:t>
       </w:r>
-      <w:r/>
+      <w:r>
+        <w:rPr>
+          <w:lang w:val="es_ES" w:bidi="es_ES"/>
+        </w:rPr>
+      </w:r>
     </w:p>
     <w:p>
-      <w:r/>
-      <w:r>
+      <w:pPr/>
+      <w:r>
+        <w:rPr>
+          <w:lang w:val="es_ES" w:bidi="es_ES"/>
+        </w:rPr>
+      </w:r>
+      <w:r>
+        <w:rPr>
+          <w:lang w:val="es_ES" w:bidi="es_ES"/>
+        </w:rPr>
         <w:t>"Vosotros": Esta palabra se refiere a los apóstoles y sus colaboradores. Los apóstoles enseñaron la verdad y la defendieron contra las herejías, y a los creyentes (referidos como ustedes) se les exhorta a proteger su fe de enseñanzas que podrían destruirlos (</w:t>
       </w:r>
       <w:hyperlink r:id="rId25">
         <w:r>
+          <w:rPr>
+            <w:lang w:val="es_ES" w:bidi="es_ES"/>
+          </w:rPr>
           <w:rPr>
             <w:color w:val="0000EE"/>
             <w:u w:val="single"/>
@@ -502,59 +932,130 @@
         </w:r>
       </w:hyperlink>
       <w:r>
+        <w:rPr>
+          <w:lang w:val="es_ES" w:bidi="es_ES"/>
+        </w:rPr>
         <w:t>).</w:t>
       </w:r>
-      <w:r/>
-      <w:r/>
+      <w:r>
+        <w:rPr>
+          <w:lang w:val="es_ES" w:bidi="es_ES"/>
+        </w:rPr>
+      </w:r>
+      <w:r>
+        <w:rPr>
+          <w:lang w:val="es_ES" w:bidi="es_ES"/>
+        </w:rPr>
+      </w:r>
     </w:p>
     <w:p>
-      <w:r/>
+      <w:pPr/>
+      <w:r>
+        <w:rPr>
+          <w:lang w:val="es_ES" w:bidi="es_ES"/>
+        </w:rPr>
+      </w:r>
     </w:p>
     <w:p>
       <w:pPr>
         <w:pStyle w:val="Heading2"/>
       </w:pPr>
       <w:r>
+        <w:rPr>
+          <w:lang w:val="es_ES" w:bidi="es_ES"/>
+        </w:rPr>
         <w:t>2 Juan 1:9</w:t>
       </w:r>
-      <w:r/>
+      <w:r>
+        <w:rPr>
+          <w:lang w:val="es_ES" w:bidi="es_ES"/>
+        </w:rPr>
+      </w:r>
     </w:p>
     <w:p>
-      <w:r/>
-      <w:r>
+      <w:pPr/>
+      <w:r>
+        <w:rPr>
+          <w:lang w:val="es_ES" w:bidi="es_ES"/>
+        </w:rPr>
+      </w:r>
+      <w:r>
+        <w:rPr>
+          <w:lang w:val="es_ES" w:bidi="es_ES"/>
+        </w:rPr>
         <w:t>"</w:t>
       </w:r>
       <w:r>
+        <w:rPr>
+          <w:lang w:val="es_ES" w:bidi="es_ES"/>
+        </w:rPr>
         <w:t xml:space="preserve">Cualquiera que se rebela, y no persevera en la doctrina </w:t>
       </w:r>
       <w:r>
+        <w:rPr>
+          <w:lang w:val="es_ES" w:bidi="es_ES"/>
+        </w:rPr>
         <w:t>"</w:t>
       </w:r>
       <w:r>
+        <w:rPr>
+          <w:lang w:val="es_ES" w:bidi="es_ES"/>
+        </w:rPr>
         <w:t>: No perseverar" significa contradecir las enseñanzas apostólicas sobre Jesucristo y creer cosas sobre Jesús que no fueron enseñadas por los apóstoles. Esta es una advertencia a la iglesia para que no preste atención a los falsos maestros.</w:t>
       </w:r>
-      <w:r/>
-      <w:r/>
+      <w:r>
+        <w:rPr>
+          <w:lang w:val="es_ES" w:bidi="es_ES"/>
+        </w:rPr>
+      </w:r>
+      <w:r>
+        <w:rPr>
+          <w:lang w:val="es_ES" w:bidi="es_ES"/>
+        </w:rPr>
+      </w:r>
     </w:p>
     <w:p>
-      <w:r/>
+      <w:pPr/>
+      <w:r>
+        <w:rPr>
+          <w:lang w:val="es_ES" w:bidi="es_ES"/>
+        </w:rPr>
+      </w:r>
     </w:p>
     <w:p>
       <w:pPr>
         <w:pStyle w:val="Heading2"/>
       </w:pPr>
       <w:r>
+        <w:rPr>
+          <w:lang w:val="es_ES" w:bidi="es_ES"/>
+        </w:rPr>
         <w:t>2 Juan 1:10–11</w:t>
       </w:r>
-      <w:r/>
+      <w:r>
+        <w:rPr>
+          <w:lang w:val="es_ES" w:bidi="es_ES"/>
+        </w:rPr>
+      </w:r>
     </w:p>
     <w:p>
-      <w:r/>
-      <w:r>
+      <w:pPr/>
+      <w:r>
+        <w:rPr>
+          <w:lang w:val="es_ES" w:bidi="es_ES"/>
+        </w:rPr>
+      </w:r>
+      <w:r>
+        <w:rPr>
+          <w:lang w:val="es_ES" w:bidi="es_ES"/>
+        </w:rPr>
         <w:t xml:space="preserve">Los creyentes no deben invitar a esa persona, que no enseña la verdad sobre Cristo a sus hogares. Las primeras iglesias se reunían en casas (ver </w:t>
       </w:r>
       <w:hyperlink r:id="rId26">
         <w:r>
+          <w:rPr>
+            <w:lang w:val="es_ES" w:bidi="es_ES"/>
+          </w:rPr>
           <w:rPr>
             <w:color w:val="0000EE"/>
             <w:u w:val="single"/>
@@ -563,10 +1064,16 @@
         </w:r>
       </w:hyperlink>
       <w:r>
+        <w:rPr>
+          <w:lang w:val="es_ES" w:bidi="es_ES"/>
+        </w:rPr>
         <w:t xml:space="preserve"> </w:t>
       </w:r>
       <w:hyperlink r:id="rId27">
         <w:r>
+          <w:rPr>
+            <w:lang w:val="es_ES" w:bidi="es_ES"/>
+          </w:rPr>
           <w:rPr>
             <w:color w:val="0000EE"/>
             <w:u w:val="single"/>
@@ -575,10 +1082,16 @@
         </w:r>
       </w:hyperlink>
       <w:r>
+        <w:rPr>
+          <w:lang w:val="es_ES" w:bidi="es_ES"/>
+        </w:rPr>
         <w:t xml:space="preserve"> </w:t>
       </w:r>
       <w:hyperlink r:id="rId28">
         <w:r>
+          <w:rPr>
+            <w:lang w:val="es_ES" w:bidi="es_ES"/>
+          </w:rPr>
           <w:rPr>
             <w:color w:val="0000EE"/>
             <w:u w:val="single"/>
@@ -587,10 +1100,16 @@
         </w:r>
       </w:hyperlink>
       <w:r>
+        <w:rPr>
+          <w:lang w:val="es_ES" w:bidi="es_ES"/>
+        </w:rPr>
         <w:t xml:space="preserve"> </w:t>
       </w:r>
       <w:hyperlink r:id="rId29">
         <w:r>
+          <w:rPr>
+            <w:lang w:val="es_ES" w:bidi="es_ES"/>
+          </w:rPr>
           <w:rPr>
             <w:color w:val="0000EE"/>
             <w:u w:val="single"/>
@@ -599,10 +1118,16 @@
         </w:r>
       </w:hyperlink>
       <w:r>
+        <w:rPr>
+          <w:lang w:val="es_ES" w:bidi="es_ES"/>
+        </w:rPr>
         <w:t xml:space="preserve">, </w:t>
       </w:r>
       <w:hyperlink r:id="rId30">
         <w:r>
+          <w:rPr>
+            <w:lang w:val="es_ES" w:bidi="es_ES"/>
+          </w:rPr>
           <w:rPr>
             <w:color w:val="0000EE"/>
             <w:u w:val="single"/>
@@ -611,10 +1136,16 @@
         </w:r>
       </w:hyperlink>
       <w:r>
+        <w:rPr>
+          <w:lang w:val="es_ES" w:bidi="es_ES"/>
+        </w:rPr>
         <w:t xml:space="preserve"> </w:t>
       </w:r>
       <w:hyperlink r:id="rId31">
         <w:r>
+          <w:rPr>
+            <w:lang w:val="es_ES" w:bidi="es_ES"/>
+          </w:rPr>
           <w:rPr>
             <w:color w:val="0000EE"/>
             <w:u w:val="single"/>
@@ -623,10 +1154,16 @@
         </w:r>
       </w:hyperlink>
       <w:r>
+        <w:rPr>
+          <w:lang w:val="es_ES" w:bidi="es_ES"/>
+        </w:rPr>
         <w:t xml:space="preserve"> </w:t>
       </w:r>
       <w:hyperlink r:id="rId32">
         <w:r>
+          <w:rPr>
+            <w:lang w:val="es_ES" w:bidi="es_ES"/>
+          </w:rPr>
           <w:rPr>
             <w:color w:val="0000EE"/>
             <w:u w:val="single"/>
@@ -635,59 +1172,130 @@
         </w:r>
       </w:hyperlink>
       <w:r>
+        <w:rPr>
+          <w:lang w:val="es_ES" w:bidi="es_ES"/>
+        </w:rPr>
         <w:t>), por lo que esto podría referirse a invitar a falsos maestros a una reunión de la iglesia. También podría referirse a brindar cualquier forma de hospitalidad a falsos maestros, lo que contribuiría a su misión. La única manera de tratar con ellos era no aceptarlos en la comunión.</w:t>
       </w:r>
-      <w:r/>
-      <w:r/>
+      <w:r>
+        <w:rPr>
+          <w:lang w:val="es_ES" w:bidi="es_ES"/>
+        </w:rPr>
+      </w:r>
+      <w:r>
+        <w:rPr>
+          <w:lang w:val="es_ES" w:bidi="es_ES"/>
+        </w:rPr>
+      </w:r>
     </w:p>
     <w:p>
-      <w:r/>
+      <w:pPr/>
+      <w:r>
+        <w:rPr>
+          <w:lang w:val="es_ES" w:bidi="es_ES"/>
+        </w:rPr>
+      </w:r>
     </w:p>
     <w:p>
       <w:pPr>
         <w:pStyle w:val="Heading2"/>
       </w:pPr>
       <w:r>
+        <w:rPr>
+          <w:lang w:val="es_ES" w:bidi="es_ES"/>
+        </w:rPr>
         <w:t>2 Juan 1:12</w:t>
       </w:r>
-      <w:r/>
+      <w:r>
+        <w:rPr>
+          <w:lang w:val="es_ES" w:bidi="es_ES"/>
+        </w:rPr>
+      </w:r>
     </w:p>
     <w:p>
-      <w:r/>
-      <w:r>
+      <w:pPr/>
+      <w:r>
+        <w:rPr>
+          <w:lang w:val="es_ES" w:bidi="es_ES"/>
+        </w:rPr>
+      </w:r>
+      <w:r>
+        <w:rPr>
+          <w:lang w:val="es_ES" w:bidi="es_ES"/>
+        </w:rPr>
         <w:t>El modismo en español "boca a boca" tiene el mismo significado que el modismo griego utilizado aquí. • "</w:t>
       </w:r>
       <w:r>
+        <w:rPr>
+          <w:lang w:val="es_ES" w:bidi="es_ES"/>
+        </w:rPr>
         <w:t>Nuestro gozo sea cumplido"</w:t>
       </w:r>
       <w:r>
+        <w:rPr>
+          <w:lang w:val="es_ES" w:bidi="es_ES"/>
+        </w:rPr>
         <w:t>: Nuestra relación con Cristo no es solo una experiencia privada, alcanzamos la máxima alegría en una comunión armoniosa con otros creyentes.</w:t>
       </w:r>
-      <w:r/>
-      <w:r/>
+      <w:r>
+        <w:rPr>
+          <w:lang w:val="es_ES" w:bidi="es_ES"/>
+        </w:rPr>
+      </w:r>
+      <w:r>
+        <w:rPr>
+          <w:lang w:val="es_ES" w:bidi="es_ES"/>
+        </w:rPr>
+      </w:r>
     </w:p>
     <w:p>
-      <w:r/>
+      <w:pPr/>
+      <w:r>
+        <w:rPr>
+          <w:lang w:val="es_ES" w:bidi="es_ES"/>
+        </w:rPr>
+      </w:r>
     </w:p>
     <w:p>
       <w:pPr>
         <w:pStyle w:val="Heading2"/>
       </w:pPr>
       <w:r>
+        <w:rPr>
+          <w:lang w:val="es_ES" w:bidi="es_ES"/>
+        </w:rPr>
         <w:t>2 Juan 1:13</w:t>
       </w:r>
-      <w:r/>
+      <w:r>
+        <w:rPr>
+          <w:lang w:val="es_ES" w:bidi="es_ES"/>
+        </w:rPr>
+      </w:r>
     </w:p>
     <w:p>
-      <w:r/>
-      <w:r>
+      <w:pPr/>
+      <w:r>
+        <w:rPr>
+          <w:lang w:val="es_ES" w:bidi="es_ES"/>
+        </w:rPr>
+      </w:r>
+      <w:r>
+        <w:rPr>
+          <w:lang w:val="es_ES" w:bidi="es_ES"/>
+        </w:rPr>
         <w:t>"Los hijos de tu hermana"</w:t>
       </w:r>
       <w:r>
+        <w:rPr>
+          <w:lang w:val="es_ES" w:bidi="es_ES"/>
+        </w:rPr>
         <w:t xml:space="preserve">: Esto probablemente se refiere a la iglesia hermana en Éfeso y a sus miembros, con quienes Juan se estaba quedando (ver </w:t>
       </w:r>
       <w:hyperlink r:id="rId33">
         <w:r>
+          <w:rPr>
+            <w:lang w:val="es_ES" w:bidi="es_ES"/>
+          </w:rPr>
           <w:rPr>
             <w:color w:val="0000EE"/>
             <w:u w:val="single"/>
@@ -696,10 +1304,21 @@
         </w:r>
       </w:hyperlink>
       <w:r>
+        <w:rPr>
+          <w:lang w:val="es_ES" w:bidi="es_ES"/>
+        </w:rPr>
         <w:t>). Juan vivía en esa región y cuidaba de varias iglesias.</w:t>
       </w:r>
-      <w:r/>
-      <w:r/>
+      <w:r>
+        <w:rPr>
+          <w:lang w:val="es_ES" w:bidi="es_ES"/>
+        </w:rPr>
+      </w:r>
+      <w:r>
+        <w:rPr>
+          <w:lang w:val="es_ES" w:bidi="es_ES"/>
+        </w:rPr>
+      </w:r>
     </w:p>
     <w:sectPr>
       <w:footnotePr>
@@ -2601,7 +3220,7 @@
     <w:rPrDefault>
       <w:rPr>
         <w:rFonts w:ascii="Times New Roman" w:eastAsia="Times New Roman" w:hAnsi="Times New Roman" w:cs="Times New Roman"/>
-        <w:lang w:val="en-US" w:eastAsia="en-US" w:bidi="ar-SA"/>
+        <w:lang w:val="es_ES" w:eastAsia="en-US" w:bidi="ar-SA"/>
       </w:rPr>
     </w:rPrDefault>
     <w:pPrDefault/>

--- a/spa/docx/63.content.docx
+++ b/spa/docx/63.content.docx
@@ -28,19 +28,18 @@
       </w:r>
     </w:p>
     <w:p>
-      <w:pPr>
-        <w:pStyle w:val="Heading2"/>
-      </w:pPr>
-      <w:r>
-        <w:rPr>
-          <w:lang w:val="es_ES" w:bidi="es_ES"/>
-        </w:rPr>
-        <w:t>License Information</w:t>
-      </w:r>
-      <w:r>
-        <w:rPr>
-          <w:lang w:val="es_ES" w:bidi="es_ES"/>
-        </w:rPr>
+      <w:pPr/>
+      <w:r>
+        <w:rPr>
+          <w:lang w:val="es_ES" w:bidi="es_ES"/>
+        </w:rPr>
+      </w:r>
+      <w:r>
+        <w:rPr>
+          <w:b/>
+          <w:lang w:val="es_ES" w:bidi="es_ES"/>
+        </w:rPr>
+        <w:t>Aquifer Open Study Notes</w:t>
       </w:r>
     </w:p>
     <w:p>
@@ -52,22 +51,9 @@
       </w:r>
       <w:r>
         <w:rPr>
-          <w:b/>
-          <w:lang w:val="es_ES" w:bidi="es_ES"/>
-        </w:rPr>
-        <w:t>Notas de Estudio (Tyndale)</w:t>
-      </w:r>
-      <w:r>
-        <w:rPr>
-          <w:lang w:val="es_ES" w:bidi="es_ES"/>
-        </w:rPr>
-        <w:t xml:space="preserve"> (Spanish) is based on</w:t>
-      </w:r>
-      <w:r>
-        <w:rPr>
-          <w:lang w:val="es_ES" w:bidi="es_ES"/>
-        </w:rPr>
-        <w:t xml:space="preserve">: </w:t>
+          <w:lang w:val="es_ES" w:bidi="es_ES"/>
+        </w:rPr>
+        <w:t xml:space="preserve">This work is an adaptation of </w:t>
       </w:r>
       <w:r>
         <w:rPr>
@@ -79,48 +65,19 @@
         <w:rPr>
           <w:lang w:val="es_ES" w:bidi="es_ES"/>
         </w:rPr>
-        <w:t xml:space="preserve">, </w:t>
-      </w:r>
-      <w:hyperlink r:id="rId13">
-        <w:r>
-          <w:rPr>
-            <w:lang w:val="es_ES" w:bidi="es_ES"/>
-          </w:rPr>
-          <w:rPr>
-            <w:color w:val="0000EE"/>
-            <w:u w:val="single"/>
-          </w:rPr>
-          <w:t>Tyndale House Publishers</w:t>
-        </w:r>
-      </w:hyperlink>
-      <w:r>
-        <w:rPr>
-          <w:lang w:val="es_ES" w:bidi="es_ES"/>
-        </w:rPr>
-        <w:t xml:space="preserve">, 2019, which is licensed under a </w:t>
-      </w:r>
-      <w:hyperlink r:id="rId14">
-        <w:r>
-          <w:rPr>
-            <w:lang w:val="es_ES" w:bidi="es_ES"/>
-          </w:rPr>
-          <w:rPr>
-            <w:color w:val="0000EE"/>
-            <w:u w:val="single"/>
-          </w:rPr>
-          <w:t>CC BY-SA 4.0 license</w:t>
-        </w:r>
-      </w:hyperlink>
-      <w:r>
-        <w:rPr>
-          <w:lang w:val="es_ES" w:bidi="es_ES"/>
-        </w:rPr>
-        <w:t>.</w:t>
-      </w:r>
-      <w:r>
-        <w:rPr>
-          <w:lang w:val="es_ES" w:bidi="es_ES"/>
-        </w:rPr>
+        <w:t xml:space="preserve"> © 2023 Tyndale House Publishers, licensed under the CC BY-SA 4.0 license. The adaptation, </w:t>
+      </w:r>
+      <w:r>
+        <w:rPr>
+          <w:lang w:val="es_ES" w:bidi="es_ES"/>
+        </w:rPr>
+        <w:t>Aquifer Open Study Notes</w:t>
+      </w:r>
+      <w:r>
+        <w:rPr>
+          <w:lang w:val="es_ES" w:bidi="es_ES"/>
+        </w:rPr>
+        <w:t>, was created by Mission Mutual and is also licensed under CC BY-SA 4.0.</w:t>
       </w:r>
     </w:p>
     <w:p>
@@ -134,7 +91,7 @@
         <w:rPr>
           <w:lang w:val="es_ES" w:bidi="es_ES"/>
         </w:rPr>
-        <w:t>This PDF version is provided under the same license.</w:t>
+        <w:t>This resource has been adapted into multiple languages, including English, Tok Pisin, Arabic (عربي), French (Français), Hindi (हिंदी), Indonesian (Bahasa Indonesia), Portuguese (Português), Russian (Русский), Spanish (Español), Swahili (Kiswahili), and Simplified Chinese (简体中文).</w:t>
       </w:r>
       <w:r>
         <w:rPr>
@@ -322,7 +279,7 @@
         </w:rPr>
         <w:t xml:space="preserve">podría ser el nombre de una persona específica, más probablemente, se refiere a una iglesia local particular y sus creyentes (cp. </w:t>
       </w:r>
-      <w:hyperlink r:id="rId15">
+      <w:hyperlink r:id="rId13">
         <w:r>
           <w:rPr>
             <w:lang w:val="es_ES" w:bidi="es_ES"/>
@@ -352,7 +309,7 @@
         </w:rPr>
         <w:t xml:space="preserve">: Esto significa "amar verdaderamente" (ver </w:t>
       </w:r>
-      <w:hyperlink r:id="rId16">
+      <w:hyperlink r:id="rId14">
         <w:r>
           <w:rPr>
             <w:lang w:val="es_ES" w:bidi="es_ES"/>
@@ -370,7 +327,7 @@
         </w:rPr>
         <w:t>) o, más probablemente, se refiere al amor entre aquellos que profesan la misma verdad sobre Cristo, en contraste con las mentiras de los falsos maestros (</w:t>
       </w:r>
-      <w:hyperlink r:id="rId17">
+      <w:hyperlink r:id="rId15">
         <w:r>
           <w:rPr>
             <w:lang w:val="es_ES" w:bidi="es_ES"/>
@@ -388,7 +345,7 @@
         </w:rPr>
         <w:t xml:space="preserve">, ver </w:t>
       </w:r>
-      <w:hyperlink r:id="rId18">
+      <w:hyperlink r:id="rId16">
         <w:r>
           <w:rPr>
             <w:lang w:val="es_ES" w:bidi="es_ES"/>
@@ -454,7 +411,7 @@
         </w:rPr>
         <w:t xml:space="preserve">Juan inicia con una introducción típica para una carta personal. • Juan menciona la verdad cuatro veces en esta breve introducción y una vez en </w:t>
       </w:r>
-      <w:hyperlink r:id="rId19">
+      <w:hyperlink r:id="rId17">
         <w:r>
           <w:rPr>
             <w:lang w:val="es_ES" w:bidi="es_ES"/>
@@ -520,7 +477,7 @@
         </w:rPr>
         <w:t xml:space="preserve">El amor cristiano se fundamenta en conocer la verdad. La verdad que habita en nosotros es más que simples hechos o doctrinas; es la presencia de Dios (ver </w:t>
       </w:r>
-      <w:hyperlink r:id="rId20">
+      <w:hyperlink r:id="rId18">
         <w:r>
           <w:rPr>
             <w:lang w:val="es_ES" w:bidi="es_ES"/>
@@ -647,7 +604,7 @@
         </w:rPr>
         <w:t>Juan ahora aplica la verdad y el amor mencionados en la introducción (</w:t>
       </w:r>
-      <w:hyperlink r:id="rId21">
+      <w:hyperlink r:id="rId19">
         <w:r>
           <w:rPr>
             <w:lang w:val="es_ES" w:bidi="es_ES"/>
@@ -665,7 +622,7 @@
         </w:rPr>
         <w:t>) a la situación de los lectores. Vivir en verdad y amor implica mantener comunión con verdaderos cristianos (</w:t>
       </w:r>
-      <w:hyperlink r:id="rId22">
+      <w:hyperlink r:id="rId20">
         <w:r>
           <w:rPr>
             <w:lang w:val="es_ES" w:bidi="es_ES"/>
@@ -683,7 +640,7 @@
         </w:rPr>
         <w:t>), pero también discernir a los falsos maestros y negarse a escucharlos o ayudarlos (</w:t>
       </w:r>
-      <w:hyperlink r:id="rId23">
+      <w:hyperlink r:id="rId21">
         <w:r>
           <w:rPr>
             <w:lang w:val="es_ES" w:bidi="es_ES"/>
@@ -827,7 +784,7 @@
         </w:rPr>
         <w:t xml:space="preserve"> los docetistas negaban que Jesucristo vino en un cuerpo real. Juan refutó esta herejía en su primera carta (ver </w:t>
       </w:r>
-      <w:hyperlink r:id="rId24">
+      <w:hyperlink r:id="rId22">
         <w:r>
           <w:rPr>
             <w:lang w:val="es_ES" w:bidi="es_ES"/>
@@ -919,7 +876,7 @@
         </w:rPr>
         <w:t>"Vosotros": Esta palabra se refiere a los apóstoles y sus colaboradores. Los apóstoles enseñaron la verdad y la defendieron contra las herejías, y a los creyentes (referidos como ustedes) se les exhorta a proteger su fe de enseñanzas que podrían destruirlos (</w:t>
       </w:r>
-      <w:hyperlink r:id="rId25">
+      <w:hyperlink r:id="rId23">
         <w:r>
           <w:rPr>
             <w:lang w:val="es_ES" w:bidi="es_ES"/>
@@ -1051,7 +1008,7 @@
         </w:rPr>
         <w:t xml:space="preserve">Los creyentes no deben invitar a esa persona, que no enseña la verdad sobre Cristo a sus hogares. Las primeras iglesias se reunían en casas (ver </w:t>
       </w:r>
-      <w:hyperlink r:id="rId26">
+      <w:hyperlink r:id="rId24">
         <w:r>
           <w:rPr>
             <w:lang w:val="es_ES" w:bidi="es_ES"/>
@@ -1069,7 +1026,7 @@
         </w:rPr>
         <w:t xml:space="preserve"> </w:t>
       </w:r>
-      <w:hyperlink r:id="rId27">
+      <w:hyperlink r:id="rId25">
         <w:r>
           <w:rPr>
             <w:lang w:val="es_ES" w:bidi="es_ES"/>
@@ -1087,7 +1044,7 @@
         </w:rPr>
         <w:t xml:space="preserve"> </w:t>
       </w:r>
-      <w:hyperlink r:id="rId28">
+      <w:hyperlink r:id="rId26">
         <w:r>
           <w:rPr>
             <w:lang w:val="es_ES" w:bidi="es_ES"/>
@@ -1105,7 +1062,7 @@
         </w:rPr>
         <w:t xml:space="preserve"> </w:t>
       </w:r>
-      <w:hyperlink r:id="rId29">
+      <w:hyperlink r:id="rId27">
         <w:r>
           <w:rPr>
             <w:lang w:val="es_ES" w:bidi="es_ES"/>
@@ -1123,7 +1080,7 @@
         </w:rPr>
         <w:t xml:space="preserve">, </w:t>
       </w:r>
-      <w:hyperlink r:id="rId30">
+      <w:hyperlink r:id="rId28">
         <w:r>
           <w:rPr>
             <w:lang w:val="es_ES" w:bidi="es_ES"/>
@@ -1141,7 +1098,7 @@
         </w:rPr>
         <w:t xml:space="preserve"> </w:t>
       </w:r>
-      <w:hyperlink r:id="rId31">
+      <w:hyperlink r:id="rId29">
         <w:r>
           <w:rPr>
             <w:lang w:val="es_ES" w:bidi="es_ES"/>
@@ -1159,7 +1116,7 @@
         </w:rPr>
         <w:t xml:space="preserve"> </w:t>
       </w:r>
-      <w:hyperlink r:id="rId32">
+      <w:hyperlink r:id="rId30">
         <w:r>
           <w:rPr>
             <w:lang w:val="es_ES" w:bidi="es_ES"/>
@@ -1291,7 +1248,7 @@
         </w:rPr>
         <w:t xml:space="preserve">: Esto probablemente se refiere a la iglesia hermana en Éfeso y a sus miembros, con quienes Juan se estaba quedando (ver </w:t>
       </w:r>
-      <w:hyperlink r:id="rId33">
+      <w:hyperlink r:id="rId31">
         <w:r>
           <w:rPr>
             <w:lang w:val="es_ES" w:bidi="es_ES"/>

--- a/spa/docx/63.content.docx
+++ b/spa/docx/63.content.docx
@@ -163,13 +163,6 @@
         <w:rPr>
           <w:lang w:val="es_ES" w:bidi="es_ES"/>
         </w:rPr>
-      </w:r>
-      <w:r>
-        <w:rPr>
-          <w:i/>
-          <w:lang w:val="es_ES" w:bidi="es_ES"/>
-        </w:rPr>
-        <w:t>2 Juan 1:1, 2 Juan 1:1–3, 2 Juan 1:2, 2 Juan 1:3, 2 Juan 1:4–11, 2 Juan 1:5, 2 Juan 1:7, 2 Juan 1:8, 2 Juan 1:9, 2 Juan 1:10–11, 2 Juan 1:12, 2 Juan 1:13</w:t>
       </w:r>
       <w:r>
         <w:rPr>

--- a/spa/docx/63.content.docx
+++ b/spa/docx/63.content.docx
@@ -150,19 +150,6 @@
           <w:lang w:val="es_ES" w:bidi="es_ES"/>
         </w:rPr>
         <w:t>2JN</w:t>
-      </w:r>
-      <w:r>
-        <w:rPr>
-          <w:lang w:val="es_ES" w:bidi="es_ES"/>
-        </w:rPr>
-      </w:r>
-    </w:p>
-    <w:p>
-      <w:pPr/>
-      <w:r>
-        <w:rPr>
-          <w:lang w:val="es_ES" w:bidi="es_ES"/>
-        </w:rPr>
       </w:r>
       <w:r>
         <w:rPr>

--- a/spa/docx/63.content.docx
+++ b/spa/docx/63.content.docx
@@ -19,7 +19,7 @@
         <w:rPr>
           <w:lang w:val="es_ES" w:bidi="es_ES"/>
         </w:rPr>
-        <w:t>Resource: Notas de Estudio (Tyndale)</w:t>
+        <w:t>Resource: Tyndale Open Study Notes</w:t>
       </w:r>
       <w:r>
         <w:rPr>
@@ -112,7 +112,7 @@
         <w:rPr>
           <w:lang w:val="es_ES" w:bidi="es_ES"/>
         </w:rPr>
-        <w:t>Notas de Estudio (Tyndale)</w:t>
+        <w:t>Tyndale Open Study Notes</w:t>
       </w:r>
     </w:p>
     <w:p>

--- a/spa/docx/63.content.docx
+++ b/spa/docx/63.content.docx
@@ -19,7 +19,7 @@
         <w:rPr>
           <w:lang w:val="es_ES" w:bidi="es_ES"/>
         </w:rPr>
-        <w:t>Resource: Tyndale Open Study Notes</w:t>
+        <w:t>Resource: Aquifer Open Study Notes</w:t>
       </w:r>
       <w:r>
         <w:rPr>
@@ -112,7 +112,7 @@
         <w:rPr>
           <w:lang w:val="es_ES" w:bidi="es_ES"/>
         </w:rPr>
-        <w:t>Tyndale Open Study Notes</w:t>
+        <w:t>Aquifer Open Study Notes</w:t>
       </w:r>
     </w:p>
     <w:p>

--- a/spa/docx/63.content.docx
+++ b/spa/docx/63.content.docx
@@ -259,18 +259,12 @@
         </w:rPr>
         <w:t xml:space="preserve">podría ser el nombre de una persona específica, más probablemente, se refiere a una iglesia local particular y sus creyentes (cp. </w:t>
       </w:r>
-      <w:hyperlink r:id="rId13">
-        <w:r>
-          <w:rPr>
-            <w:lang w:val="es_ES" w:bidi="es_ES"/>
-          </w:rPr>
-          <w:rPr>
-            <w:color w:val="0000EE"/>
-            <w:u w:val="single"/>
-          </w:rPr>
-          <w:t>1:13</w:t>
-        </w:r>
-      </w:hyperlink>
+      <w:r>
+        <w:rPr>
+          <w:lang w:val="es_ES" w:bidi="es_ES"/>
+        </w:rPr>
+        <w:t>1:13</w:t>
+      </w:r>
       <w:r>
         <w:rPr>
           <w:lang w:val="es_ES" w:bidi="es_ES"/>
@@ -289,54 +283,36 @@
         </w:rPr>
         <w:t xml:space="preserve">: Esto significa "amar verdaderamente" (ver </w:t>
       </w:r>
-      <w:hyperlink r:id="rId14">
-        <w:r>
-          <w:rPr>
-            <w:lang w:val="es_ES" w:bidi="es_ES"/>
-          </w:rPr>
-          <w:rPr>
-            <w:color w:val="0000EE"/>
-            <w:u w:val="single"/>
-          </w:rPr>
-          <w:t>1:5–6</w:t>
-        </w:r>
-      </w:hyperlink>
+      <w:r>
+        <w:rPr>
+          <w:lang w:val="es_ES" w:bidi="es_ES"/>
+        </w:rPr>
+        <w:t>1:5–6</w:t>
+      </w:r>
       <w:r>
         <w:rPr>
           <w:lang w:val="es_ES" w:bidi="es_ES"/>
         </w:rPr>
         <w:t>) o, más probablemente, se refiere al amor entre aquellos que profesan la misma verdad sobre Cristo, en contraste con las mentiras de los falsos maestros (</w:t>
       </w:r>
-      <w:hyperlink r:id="rId15">
-        <w:r>
-          <w:rPr>
-            <w:lang w:val="es_ES" w:bidi="es_ES"/>
-          </w:rPr>
-          <w:rPr>
-            <w:color w:val="0000EE"/>
-            <w:u w:val="single"/>
-          </w:rPr>
-          <w:t>1:7</w:t>
-        </w:r>
-      </w:hyperlink>
+      <w:r>
+        <w:rPr>
+          <w:lang w:val="es_ES" w:bidi="es_ES"/>
+        </w:rPr>
+        <w:t>1:7</w:t>
+      </w:r>
       <w:r>
         <w:rPr>
           <w:lang w:val="es_ES" w:bidi="es_ES"/>
         </w:rPr>
         <w:t xml:space="preserve">, ver </w:t>
       </w:r>
-      <w:hyperlink r:id="rId16">
-        <w:r>
-          <w:rPr>
-            <w:lang w:val="es_ES" w:bidi="es_ES"/>
-          </w:rPr>
-          <w:rPr>
-            <w:color w:val="0000EE"/>
-            <w:u w:val="single"/>
-          </w:rPr>
-          <w:t>1 Jn 2:21–23</w:t>
-        </w:r>
-      </w:hyperlink>
+      <w:r>
+        <w:rPr>
+          <w:lang w:val="es_ES" w:bidi="es_ES"/>
+        </w:rPr>
+        <w:t>1 Jn 2:21–23</w:t>
+      </w:r>
       <w:r>
         <w:rPr>
           <w:lang w:val="es_ES" w:bidi="es_ES"/>
@@ -391,18 +367,12 @@
         </w:rPr>
         <w:t xml:space="preserve">Juan inicia con una introducción típica para una carta personal. • Juan menciona la verdad cuatro veces en esta breve introducción y una vez en </w:t>
       </w:r>
-      <w:hyperlink r:id="rId17">
-        <w:r>
-          <w:rPr>
-            <w:lang w:val="es_ES" w:bidi="es_ES"/>
-          </w:rPr>
-          <w:rPr>
-            <w:color w:val="0000EE"/>
-            <w:u w:val="single"/>
-          </w:rPr>
-          <w:t>1:4</w:t>
-        </w:r>
-      </w:hyperlink>
+      <w:r>
+        <w:rPr>
+          <w:lang w:val="es_ES" w:bidi="es_ES"/>
+        </w:rPr>
+        <w:t>1:4</w:t>
+      </w:r>
       <w:r>
         <w:rPr>
           <w:lang w:val="es_ES" w:bidi="es_ES"/>
@@ -457,18 +427,12 @@
         </w:rPr>
         <w:t xml:space="preserve">El amor cristiano se fundamenta en conocer la verdad. La verdad que habita en nosotros es más que simples hechos o doctrinas; es la presencia de Dios (ver </w:t>
       </w:r>
-      <w:hyperlink r:id="rId18">
-        <w:r>
-          <w:rPr>
-            <w:lang w:val="es_ES" w:bidi="es_ES"/>
-          </w:rPr>
-          <w:rPr>
-            <w:color w:val="0000EE"/>
-            <w:u w:val="single"/>
-          </w:rPr>
-          <w:t>Jn 14:15–17</w:t>
-        </w:r>
-      </w:hyperlink>
+      <w:r>
+        <w:rPr>
+          <w:lang w:val="es_ES" w:bidi="es_ES"/>
+        </w:rPr>
+        <w:t>Jn 14:15–17</w:t>
+      </w:r>
       <w:r>
         <w:rPr>
           <w:lang w:val="es_ES" w:bidi="es_ES"/>
@@ -584,54 +548,36 @@
         </w:rPr>
         <w:t>Juan ahora aplica la verdad y el amor mencionados en la introducción (</w:t>
       </w:r>
-      <w:hyperlink r:id="rId19">
-        <w:r>
-          <w:rPr>
-            <w:lang w:val="es_ES" w:bidi="es_ES"/>
-          </w:rPr>
-          <w:rPr>
-            <w:color w:val="0000EE"/>
-            <w:u w:val="single"/>
-          </w:rPr>
-          <w:t>1:1–3</w:t>
-        </w:r>
-      </w:hyperlink>
+      <w:r>
+        <w:rPr>
+          <w:lang w:val="es_ES" w:bidi="es_ES"/>
+        </w:rPr>
+        <w:t>1:1–3</w:t>
+      </w:r>
       <w:r>
         <w:rPr>
           <w:lang w:val="es_ES" w:bidi="es_ES"/>
         </w:rPr>
         <w:t>) a la situación de los lectores. Vivir en verdad y amor implica mantener comunión con verdaderos cristianos (</w:t>
       </w:r>
-      <w:hyperlink r:id="rId20">
-        <w:r>
-          <w:rPr>
-            <w:lang w:val="es_ES" w:bidi="es_ES"/>
-          </w:rPr>
-          <w:rPr>
-            <w:color w:val="0000EE"/>
-            <w:u w:val="single"/>
-          </w:rPr>
-          <w:t>1:4–6</w:t>
-        </w:r>
-      </w:hyperlink>
+      <w:r>
+        <w:rPr>
+          <w:lang w:val="es_ES" w:bidi="es_ES"/>
+        </w:rPr>
+        <w:t>1:4–6</w:t>
+      </w:r>
       <w:r>
         <w:rPr>
           <w:lang w:val="es_ES" w:bidi="es_ES"/>
         </w:rPr>
         <w:t>), pero también discernir a los falsos maestros y negarse a escucharlos o ayudarlos (</w:t>
       </w:r>
-      <w:hyperlink r:id="rId21">
-        <w:r>
-          <w:rPr>
-            <w:lang w:val="es_ES" w:bidi="es_ES"/>
-          </w:rPr>
-          <w:rPr>
-            <w:color w:val="0000EE"/>
-            <w:u w:val="single"/>
-          </w:rPr>
-          <w:t>1:7–11</w:t>
-        </w:r>
-      </w:hyperlink>
+      <w:r>
+        <w:rPr>
+          <w:lang w:val="es_ES" w:bidi="es_ES"/>
+        </w:rPr>
+        <w:t>1:7–11</w:t>
+      </w:r>
       <w:r>
         <w:rPr>
           <w:lang w:val="es_ES" w:bidi="es_ES"/>
@@ -764,18 +710,12 @@
         </w:rPr>
         <w:t xml:space="preserve"> los docetistas negaban que Jesucristo vino en un cuerpo real. Juan refutó esta herejía en su primera carta (ver </w:t>
       </w:r>
-      <w:hyperlink r:id="rId22">
-        <w:r>
-          <w:rPr>
-            <w:lang w:val="es_ES" w:bidi="es_ES"/>
-          </w:rPr>
-          <w:rPr>
-            <w:color w:val="0000EE"/>
-            <w:u w:val="single"/>
-          </w:rPr>
-          <w:t>1 Jn 4:2–3</w:t>
-        </w:r>
-      </w:hyperlink>
+      <w:r>
+        <w:rPr>
+          <w:lang w:val="es_ES" w:bidi="es_ES"/>
+        </w:rPr>
+        <w:t>1 Jn 4:2–3</w:t>
+      </w:r>
       <w:r>
         <w:rPr>
           <w:lang w:val="es_ES" w:bidi="es_ES"/>
@@ -856,18 +796,12 @@
         </w:rPr>
         <w:t>"Vosotros": Esta palabra se refiere a los apóstoles y sus colaboradores. Los apóstoles enseñaron la verdad y la defendieron contra las herejías, y a los creyentes (referidos como ustedes) se les exhorta a proteger su fe de enseñanzas que podrían destruirlos (</w:t>
       </w:r>
-      <w:hyperlink r:id="rId23">
-        <w:r>
-          <w:rPr>
-            <w:lang w:val="es_ES" w:bidi="es_ES"/>
-          </w:rPr>
-          <w:rPr>
-            <w:color w:val="0000EE"/>
-            <w:u w:val="single"/>
-          </w:rPr>
-          <w:t>1:9</w:t>
-        </w:r>
-      </w:hyperlink>
+      <w:r>
+        <w:rPr>
+          <w:lang w:val="es_ES" w:bidi="es_ES"/>
+        </w:rPr>
+        <w:t>1:9</w:t>
+      </w:r>
       <w:r>
         <w:rPr>
           <w:lang w:val="es_ES" w:bidi="es_ES"/>
@@ -988,126 +922,84 @@
         </w:rPr>
         <w:t xml:space="preserve">Los creyentes no deben invitar a esa persona, que no enseña la verdad sobre Cristo a sus hogares. Las primeras iglesias se reunían en casas (ver </w:t>
       </w:r>
-      <w:hyperlink r:id="rId24">
-        <w:r>
-          <w:rPr>
-            <w:lang w:val="es_ES" w:bidi="es_ES"/>
-          </w:rPr>
-          <w:rPr>
-            <w:color w:val="0000EE"/>
-            <w:u w:val="single"/>
-          </w:rPr>
-          <w:t>Hc 2:46,</w:t>
-        </w:r>
-      </w:hyperlink>
+      <w:r>
+        <w:rPr>
+          <w:lang w:val="es_ES" w:bidi="es_ES"/>
+        </w:rPr>
+        <w:t>Hc 2:46,</w:t>
+      </w:r>
       <w:r>
         <w:rPr>
           <w:lang w:val="es_ES" w:bidi="es_ES"/>
         </w:rPr>
         <w:t xml:space="preserve"> </w:t>
       </w:r>
-      <w:hyperlink r:id="rId25">
-        <w:r>
-          <w:rPr>
-            <w:lang w:val="es_ES" w:bidi="es_ES"/>
-          </w:rPr>
-          <w:rPr>
-            <w:color w:val="0000EE"/>
-            <w:u w:val="single"/>
-          </w:rPr>
-          <w:t>5:42,</w:t>
-        </w:r>
-      </w:hyperlink>
+      <w:r>
+        <w:rPr>
+          <w:lang w:val="es_ES" w:bidi="es_ES"/>
+        </w:rPr>
+        <w:t>5:42,</w:t>
+      </w:r>
       <w:r>
         <w:rPr>
           <w:lang w:val="es_ES" w:bidi="es_ES"/>
         </w:rPr>
         <w:t xml:space="preserve"> </w:t>
       </w:r>
-      <w:hyperlink r:id="rId26">
-        <w:r>
-          <w:rPr>
-            <w:lang w:val="es_ES" w:bidi="es_ES"/>
-          </w:rPr>
-          <w:rPr>
-            <w:color w:val="0000EE"/>
-            <w:u w:val="single"/>
-          </w:rPr>
-          <w:t>8:3,</w:t>
-        </w:r>
-      </w:hyperlink>
+      <w:r>
+        <w:rPr>
+          <w:lang w:val="es_ES" w:bidi="es_ES"/>
+        </w:rPr>
+        <w:t>8:3,</w:t>
+      </w:r>
       <w:r>
         <w:rPr>
           <w:lang w:val="es_ES" w:bidi="es_ES"/>
         </w:rPr>
         <w:t xml:space="preserve"> </w:t>
       </w:r>
-      <w:hyperlink r:id="rId27">
-        <w:r>
-          <w:rPr>
-            <w:lang w:val="es_ES" w:bidi="es_ES"/>
-          </w:rPr>
-          <w:rPr>
-            <w:color w:val="0000EE"/>
-            <w:u w:val="single"/>
-          </w:rPr>
-          <w:t>12:5</w:t>
-        </w:r>
-      </w:hyperlink>
+      <w:r>
+        <w:rPr>
+          <w:lang w:val="es_ES" w:bidi="es_ES"/>
+        </w:rPr>
+        <w:t>12:5</w:t>
+      </w:r>
       <w:r>
         <w:rPr>
           <w:lang w:val="es_ES" w:bidi="es_ES"/>
         </w:rPr>
         <w:t xml:space="preserve">, </w:t>
       </w:r>
-      <w:hyperlink r:id="rId28">
-        <w:r>
-          <w:rPr>
-            <w:lang w:val="es_ES" w:bidi="es_ES"/>
-          </w:rPr>
-          <w:rPr>
-            <w:color w:val="0000EE"/>
-            <w:u w:val="single"/>
-          </w:rPr>
-          <w:t>12;</w:t>
-        </w:r>
-      </w:hyperlink>
+      <w:r>
+        <w:rPr>
+          <w:lang w:val="es_ES" w:bidi="es_ES"/>
+        </w:rPr>
+        <w:t>12;</w:t>
+      </w:r>
       <w:r>
         <w:rPr>
           <w:lang w:val="es_ES" w:bidi="es_ES"/>
         </w:rPr>
         <w:t xml:space="preserve"> </w:t>
       </w:r>
-      <w:hyperlink r:id="rId29">
-        <w:r>
-          <w:rPr>
-            <w:lang w:val="es_ES" w:bidi="es_ES"/>
-          </w:rPr>
-          <w:rPr>
-            <w:color w:val="0000EE"/>
-            <w:u w:val="single"/>
-          </w:rPr>
-          <w:t>Col 4:15,</w:t>
-        </w:r>
-      </w:hyperlink>
+      <w:r>
+        <w:rPr>
+          <w:lang w:val="es_ES" w:bidi="es_ES"/>
+        </w:rPr>
+        <w:t>Col 4:15,</w:t>
+      </w:r>
       <w:r>
         <w:rPr>
           <w:lang w:val="es_ES" w:bidi="es_ES"/>
         </w:rPr>
         <w:t xml:space="preserve"> </w:t>
       </w:r>
-      <w:hyperlink r:id="rId30">
-        <w:r>
-          <w:rPr>
-            <w:lang w:val="es_ES" w:bidi="es_ES"/>
-          </w:rPr>
-          <w:rPr>
-            <w:color w:val="0000EE"/>
-            <w:u w:val="single"/>
-          </w:rPr>
-          <w:t>Flm 1:2</w:t>
-        </w:r>
-      </w:hyperlink>
+      <w:r>
+        <w:rPr>
+          <w:lang w:val="es_ES" w:bidi="es_ES"/>
+        </w:rPr>
+        <w:t>Flm 1:2</w:t>
+      </w:r>
       <w:r>
         <w:rPr>
           <w:lang w:val="es_ES" w:bidi="es_ES"/>
@@ -1228,18 +1120,12 @@
         </w:rPr>
         <w:t xml:space="preserve">: Esto probablemente se refiere a la iglesia hermana en Éfeso y a sus miembros, con quienes Juan se estaba quedando (ver </w:t>
       </w:r>
-      <w:hyperlink r:id="rId31">
-        <w:r>
-          <w:rPr>
-            <w:lang w:val="es_ES" w:bidi="es_ES"/>
-          </w:rPr>
-          <w:rPr>
-            <w:color w:val="0000EE"/>
-            <w:u w:val="single"/>
-          </w:rPr>
-          <w:t>1:1</w:t>
-        </w:r>
-      </w:hyperlink>
+      <w:r>
+        <w:rPr>
+          <w:lang w:val="es_ES" w:bidi="es_ES"/>
+        </w:rPr>
+        <w:t>1:1</w:t>
+      </w:r>
       <w:r>
         <w:rPr>
           <w:lang w:val="es_ES" w:bidi="es_ES"/>
